--- a/260001_SupportManager_IT.docx
+++ b/260001_SupportManager_IT.docx
@@ -103,7 +103,14 @@
                 <w:rFonts w:ascii="Browallia New" w:eastAsia="Browallia New" w:hAnsi="Browallia New" w:cs="Browallia New"/>
                 <w:sz w:val="26"/>
               </w:rPr>
-              <w:t>1) กรอกข้อมูลในช่องสีเหลืองเท่านั้น ข้อความสีเทาตัวเอียงเป็นเพียงตัวอย่าง ลบออกแล้วพิมพ์ข้อมูลจริงแทน</w:t>
+              <w:t xml:space="preserve">1) </w:t>
+            </w:r>
+            <w:r>
+              <w:rPr>
+                <w:rFonts w:ascii="Browallia New" w:eastAsia="Browallia New" w:hAnsi="Browallia New" w:cs="Browallia New"/>
+                <w:sz w:val="26"/>
+              </w:rPr>
+              <w:t>กรอกข้อมูลในช่องสีเหลืองเท่านั้น ข้อความสีเทาตัวเอียงเป็นเพียงตัวอย่าง ลบออกแล้วพิมพ์ข้อมูลจริงแทน</w:t>
             </w:r>
           </w:p>
           <w:p>
@@ -115,7 +122,14 @@
                 <w:rFonts w:ascii="Browallia New" w:eastAsia="Browallia New" w:hAnsi="Browallia New" w:cs="Browallia New"/>
                 <w:sz w:val="26"/>
               </w:rPr>
-              <w:t>2) จัดทำร่วมกันระหว่างผู้ดำรงตำแหน่งปัจจุบัน</w:t>
+              <w:t xml:space="preserve">2) </w:t>
+            </w:r>
+            <w:r>
+              <w:rPr>
+                <w:rFonts w:ascii="Browallia New" w:eastAsia="Browallia New" w:hAnsi="Browallia New" w:cs="Browallia New"/>
+                <w:sz w:val="26"/>
+              </w:rPr>
+              <w:t>จัดทำร่วมกันระหว่างผู้ดำรงตำแหน่งปัจจุบัน</w:t>
             </w:r>
             <w:r>
               <w:rPr>
@@ -143,7 +157,14 @@
                 <w:rFonts w:ascii="Browallia New" w:eastAsia="Browallia New" w:hAnsi="Browallia New" w:cs="Browallia New"/>
                 <w:sz w:val="26"/>
               </w:rPr>
-              <w:t>3) ระดับความเชี่ยวชาญ (Proficiency Level) ให้ใช้เกณฑ์ 1-5 ตามตารางในหัวข้อ 4ค</w:t>
+              <w:t xml:space="preserve">3) </w:t>
+            </w:r>
+            <w:r>
+              <w:rPr>
+                <w:rFonts w:ascii="Browallia New" w:eastAsia="Browallia New" w:hAnsi="Browallia New" w:cs="Browallia New"/>
+                <w:sz w:val="26"/>
+              </w:rPr>
+              <w:t>ระดับความเชี่ยวชาญ (Proficiency Level) ให้ใช้เกณฑ์ 1-5 ตามตารางในหัวข้อ 4ค</w:t>
             </w:r>
           </w:p>
           <w:p>
@@ -155,7 +176,14 @@
                 <w:rFonts w:ascii="Browallia New" w:eastAsia="Browallia New" w:hAnsi="Browallia New" w:cs="Browallia New"/>
                 <w:sz w:val="26"/>
               </w:rPr>
-              <w:t>4) เมื่อกรอกครบถ้วนแล้ว ให้ลงนามรับรองตามลำดับในหน้าถัดไป ก่อนนำส่ง HR Business Partner ของสายงาน</w:t>
+              <w:t xml:space="preserve">4) </w:t>
+            </w:r>
+            <w:r>
+              <w:rPr>
+                <w:rFonts w:ascii="Browallia New" w:eastAsia="Browallia New" w:hAnsi="Browallia New" w:cs="Browallia New"/>
+                <w:sz w:val="26"/>
+              </w:rPr>
+              <w:t>เมื่อกรอกครบถ้วนแล้ว ให้ลงนามรับรองตามลำดับในหน้าถัดไป ก่อนนำส่ง HR Business Partner ของสายงาน</w:t>
             </w:r>
           </w:p>
           <w:p>
@@ -167,7 +195,14 @@
                 <w:rFonts w:ascii="Browallia New" w:eastAsia="Browallia New" w:hAnsi="Browallia New" w:cs="Browallia New"/>
                 <w:sz w:val="26"/>
               </w:rPr>
-              <w:t>5) เอกสารฉบับนี้จัดเป็นข้อมูลลับ (Confidential) ใช้ภายในองค์กรเพื่อการบริหารแผนสืบทอดตำแหน่งเท่านั้น ห้ามเผยแพร่หรือส่งต่อโดยไม่ได้รับอนุญาต</w:t>
+              <w:t xml:space="preserve">5) </w:t>
+            </w:r>
+            <w:r>
+              <w:rPr>
+                <w:rFonts w:ascii="Browallia New" w:eastAsia="Browallia New" w:hAnsi="Browallia New" w:cs="Browallia New"/>
+                <w:sz w:val="26"/>
+              </w:rPr>
+              <w:t>เอกสารฉบับนี้จัดเป็นข้อมูลลับ (Confidential) ใช้ภายในองค์กรเพื่อการบริหารแผนสืบทอดตำแหน่งเท่านั้น ห้ามเผยแพร่หรือส่งต่อโดยไม่ได้รับอนุญาต</w:t>
             </w:r>
           </w:p>
         </w:tc>
@@ -454,31 +489,20 @@
             <w:r>
               <w:rPr>
                 <w:rFonts w:ascii="Browallia New" w:eastAsia="Browallia New" w:hAnsi="Browallia New" w:cs="Browallia New"/>
-                <w:i/>
-                <w:color w:val="808080"/>
-                <w:lang w:val="en-US" w:bidi="th-TH"/>
-              </w:rPr>
-              <w:t>HR</w:t>
-            </w:r>
-            <w:r>
-              <w:rPr>
-                <w:rFonts w:ascii="Browallia New" w:eastAsia="Browallia New" w:hAnsi="Browallia New" w:cs="Browallia New" w:hint="cs"/>
-                <w:i/>
-                <w:color w:val="808080"/>
-                <w:cs/>
-                <w:lang w:val="en-US" w:bidi="th-TH"/>
-              </w:rPr>
-              <w:t xml:space="preserve"> จะเติมข้อมูลส่วนนี้ใ</w:t>
-            </w:r>
-            <w:r>
-              <w:rPr>
-                <w:rFonts w:ascii="Browallia New" w:eastAsia="Browallia New" w:hAnsi="Browallia New" w:cs="Browallia New" w:hint="cs"/>
-                <w:i/>
-                <w:color w:val="808080"/>
-                <w:cs/>
-                <w:lang w:val="en-US" w:bidi="th-TH"/>
-              </w:rPr>
-              <w:t>ห้</w:t>
+                <w:sz w:val="28"/>
+                <w:szCs w:val="28"/>
+                <w:lang w:val="en-US" w:bidi="th-TH"/>
+              </w:rPr>
+              <w:t xml:space="preserve">Support </w:t>
+            </w:r>
+            <w:r>
+              <w:rPr>
+                <w:rFonts w:ascii="Browallia New" w:eastAsia="Browallia New" w:hAnsi="Browallia New" w:cs="Browallia New"/>
+                <w:sz w:val="28"/>
+                <w:szCs w:val="28"/>
+                <w:lang w:val="en-US" w:bidi="th-TH"/>
+              </w:rPr>
+              <w:t>Manager</w:t>
             </w:r>
           </w:p>
         </w:tc>
@@ -509,21 +533,11 @@
             <w:r>
               <w:rPr>
                 <w:rFonts w:ascii="Browallia New" w:eastAsia="Browallia New" w:hAnsi="Browallia New" w:cs="Browallia New"/>
-                <w:i/>
-                <w:color w:val="808080"/>
-                <w:lang w:val="en-US" w:bidi="th-TH"/>
-              </w:rPr>
-              <w:t>HR</w:t>
-            </w:r>
-            <w:r>
-              <w:rPr>
-                <w:rFonts w:ascii="Browallia New" w:eastAsia="Browallia New" w:hAnsi="Browallia New" w:cs="Browallia New" w:hint="cs"/>
-                <w:i/>
-                <w:color w:val="808080"/>
-                <w:cs/>
-                <w:lang w:val="en-US" w:bidi="th-TH"/>
-              </w:rPr>
-              <w:t xml:space="preserve"> จะเติมข้อมูลส่วนนี้ให้</w:t>
+                <w:sz w:val="28"/>
+                <w:szCs w:val="28"/>
+                <w:lang w:val="en-US" w:bidi="th-TH"/>
+              </w:rPr>
+              <w:t>Finance &amp; Accounting, Information Technology and Procurement</w:t>
             </w:r>
           </w:p>
         </w:tc>
@@ -554,21 +568,11 @@
             <w:r>
               <w:rPr>
                 <w:rFonts w:ascii="Browallia New" w:eastAsia="Browallia New" w:hAnsi="Browallia New" w:cs="Browallia New"/>
-                <w:i/>
-                <w:color w:val="808080"/>
-                <w:lang w:val="en-US" w:bidi="th-TH"/>
-              </w:rPr>
-              <w:t>HR</w:t>
-            </w:r>
-            <w:r>
-              <w:rPr>
-                <w:rFonts w:ascii="Browallia New" w:eastAsia="Browallia New" w:hAnsi="Browallia New" w:cs="Browallia New" w:hint="cs"/>
-                <w:i/>
-                <w:color w:val="808080"/>
-                <w:cs/>
-                <w:lang w:val="en-US" w:bidi="th-TH"/>
-              </w:rPr>
-              <w:t xml:space="preserve"> จะเติมข้อมูลส่วนนี้ให้</w:t>
+                <w:sz w:val="28"/>
+                <w:szCs w:val="28"/>
+                <w:lang w:val="en-US" w:bidi="th-TH"/>
+              </w:rPr>
+              <w:t>Corporate Information Technology</w:t>
             </w:r>
           </w:p>
         </w:tc>
@@ -599,21 +603,11 @@
             <w:r>
               <w:rPr>
                 <w:rFonts w:ascii="Browallia New" w:eastAsia="Browallia New" w:hAnsi="Browallia New" w:cs="Browallia New"/>
-                <w:i/>
-                <w:color w:val="808080"/>
-                <w:lang w:val="en-US" w:bidi="th-TH"/>
-              </w:rPr>
-              <w:t>HR</w:t>
-            </w:r>
-            <w:r>
-              <w:rPr>
-                <w:rFonts w:ascii="Browallia New" w:eastAsia="Browallia New" w:hAnsi="Browallia New" w:cs="Browallia New" w:hint="cs"/>
-                <w:i/>
-                <w:color w:val="808080"/>
-                <w:cs/>
-                <w:lang w:val="en-US" w:bidi="th-TH"/>
-              </w:rPr>
-              <w:t xml:space="preserve"> จะเติมข้อมูลส่วนนี้ให้</w:t>
+                <w:sz w:val="28"/>
+                <w:szCs w:val="28"/>
+                <w:lang w:val="en-US" w:bidi="th-TH"/>
+              </w:rPr>
+              <w:t>Corporate Information Technology</w:t>
             </w:r>
           </w:p>
         </w:tc>
@@ -644,21 +638,12 @@
             <w:r>
               <w:rPr>
                 <w:rFonts w:ascii="Browallia New" w:eastAsia="Browallia New" w:hAnsi="Browallia New" w:cs="Browallia New"/>
-                <w:i/>
-                <w:color w:val="808080"/>
-                <w:lang w:val="en-US" w:bidi="th-TH"/>
-              </w:rPr>
-              <w:t>HR</w:t>
-            </w:r>
-            <w:r>
-              <w:rPr>
-                <w:rFonts w:ascii="Browallia New" w:eastAsia="Browallia New" w:hAnsi="Browallia New" w:cs="Browallia New" w:hint="cs"/>
-                <w:i/>
-                <w:color w:val="808080"/>
+                <w:sz w:val="28"/>
+                <w:szCs w:val="28"/>
                 <w:cs/>
-                <w:lang w:val="en-US" w:bidi="th-TH"/>
-              </w:rPr>
-              <w:t xml:space="preserve"> จะเติมข้อมูลส่วนนี้ให้</w:t>
+                <w:lang w:val="en-US"/>
+              </w:rPr>
+              <w:t>ไชยยันต์ กิจมีรัศมีโยธิน</w:t>
             </w:r>
           </w:p>
         </w:tc>
@@ -689,21 +674,12 @@
             <w:r>
               <w:rPr>
                 <w:rFonts w:ascii="Browallia New" w:eastAsia="Browallia New" w:hAnsi="Browallia New" w:cs="Browallia New"/>
-                <w:i/>
-                <w:color w:val="808080"/>
-                <w:lang w:val="en-US" w:bidi="th-TH"/>
-              </w:rPr>
-              <w:t>HR</w:t>
-            </w:r>
-            <w:r>
-              <w:rPr>
-                <w:rFonts w:ascii="Browallia New" w:eastAsia="Browallia New" w:hAnsi="Browallia New" w:cs="Browallia New" w:hint="cs"/>
-                <w:i/>
-                <w:color w:val="808080"/>
+                <w:sz w:val="28"/>
+                <w:szCs w:val="28"/>
                 <w:cs/>
-                <w:lang w:val="en-US" w:bidi="th-TH"/>
-              </w:rPr>
-              <w:t xml:space="preserve"> จะเติมข้อมูลส่วนนี้ให้</w:t>
+                <w:lang w:val="en-US"/>
+              </w:rPr>
+              <w:t>เสถียร ศรีใสคำ</w:t>
             </w:r>
           </w:p>
         </w:tc>
@@ -817,7 +793,16 @@
                 <w:color w:val="C8102E"/>
                 <w:sz w:val="26"/>
               </w:rPr>
-              <w:t>(จัดทำ)</w:t>
+              <w:t>(</w:t>
+            </w:r>
+            <w:r>
+              <w:rPr>
+                <w:rFonts w:ascii="Browallia New" w:eastAsia="Browallia New" w:hAnsi="Browallia New" w:cs="Browallia New"/>
+                <w:i/>
+                <w:color w:val="C8102E"/>
+                <w:sz w:val="26"/>
+              </w:rPr>
+              <w:t>จัดทำ)</w:t>
             </w:r>
           </w:p>
           <w:p>
@@ -877,7 +862,16 @@
                 <w:color w:val="C8102E"/>
                 <w:sz w:val="26"/>
               </w:rPr>
-              <w:t>(ตรวจสอบความถูกต้อง)</w:t>
+              <w:t>(</w:t>
+            </w:r>
+            <w:r>
+              <w:rPr>
+                <w:rFonts w:ascii="Browallia New" w:eastAsia="Browallia New" w:hAnsi="Browallia New" w:cs="Browallia New"/>
+                <w:i/>
+                <w:color w:val="C8102E"/>
+                <w:sz w:val="26"/>
+              </w:rPr>
+              <w:t>ตรวจสอบความถูกต้อง)</w:t>
             </w:r>
           </w:p>
           <w:p>
@@ -925,7 +919,16 @@
                 <w:color w:val="C8102E"/>
                 <w:sz w:val="26"/>
               </w:rPr>
-              <w:t>(รับรอง)</w:t>
+              <w:t>(</w:t>
+            </w:r>
+            <w:r>
+              <w:rPr>
+                <w:rFonts w:ascii="Browallia New" w:eastAsia="Browallia New" w:hAnsi="Browallia New" w:cs="Browallia New"/>
+                <w:i/>
+                <w:color w:val="C8102E"/>
+                <w:sz w:val="26"/>
+              </w:rPr>
+              <w:t>รับรอง)</w:t>
             </w:r>
           </w:p>
           <w:p>
@@ -977,7 +980,16 @@
                 <w:color w:val="C8102E"/>
                 <w:sz w:val="26"/>
               </w:rPr>
-              <w:t>(อนุมัติ)</w:t>
+              <w:t>(</w:t>
+            </w:r>
+            <w:r>
+              <w:rPr>
+                <w:rFonts w:ascii="Browallia New" w:eastAsia="Browallia New" w:hAnsi="Browallia New" w:cs="Browallia New"/>
+                <w:i/>
+                <w:color w:val="C8102E"/>
+                <w:sz w:val="26"/>
+              </w:rPr>
+              <w:t>อนุมัติ)</w:t>
             </w:r>
           </w:p>
           <w:p>
@@ -1013,6 +1025,7 @@
                 <w:rFonts w:ascii="Browallia New" w:eastAsia="Browallia New" w:hAnsi="Browallia New" w:cs="Browallia New"/>
                 <w:sz w:val="26"/>
               </w:rPr>
+              <w:lastRenderedPageBreak/>
               <w:t>วันที่: ______________________</w:t>
             </w:r>
           </w:p>
@@ -1027,6 +1040,7 @@
                 <w:rFonts w:ascii="Browallia New" w:eastAsia="Browallia New" w:hAnsi="Browallia New" w:cs="Browallia New"/>
                 <w:sz w:val="26"/>
               </w:rPr>
+              <w:lastRenderedPageBreak/>
               <w:t>ลงชื่อ: ______________________</w:t>
             </w:r>
           </w:p>
@@ -1036,6 +1050,7 @@
                 <w:rFonts w:ascii="Browallia New" w:eastAsia="Browallia New" w:hAnsi="Browallia New" w:cs="Browallia New"/>
                 <w:sz w:val="26"/>
               </w:rPr>
+              <w:lastRenderedPageBreak/>
               <w:t>วันที่: ______________________</w:t>
             </w:r>
           </w:p>
@@ -1050,6 +1065,7 @@
                 <w:rFonts w:ascii="Browallia New" w:eastAsia="Browallia New" w:hAnsi="Browallia New" w:cs="Browallia New"/>
                 <w:sz w:val="26"/>
               </w:rPr>
+              <w:lastRenderedPageBreak/>
               <w:t>ลงชื่อ: ______________________</w:t>
             </w:r>
           </w:p>
@@ -1059,6 +1075,7 @@
                 <w:rFonts w:ascii="Browallia New" w:eastAsia="Browallia New" w:hAnsi="Browallia New" w:cs="Browallia New"/>
                 <w:sz w:val="26"/>
               </w:rPr>
+              <w:lastRenderedPageBreak/>
               <w:t>วันที่: ______________________</w:t>
             </w:r>
           </w:p>
@@ -1073,6 +1090,7 @@
                 <w:rFonts w:ascii="Browallia New" w:eastAsia="Browallia New" w:hAnsi="Browallia New" w:cs="Browallia New"/>
                 <w:sz w:val="26"/>
               </w:rPr>
+              <w:lastRenderedPageBreak/>
               <w:t>ลงชื่อ: ______________________</w:t>
             </w:r>
           </w:p>
@@ -1082,6 +1100,7 @@
                 <w:rFonts w:ascii="Browallia New" w:eastAsia="Browallia New" w:hAnsi="Browallia New" w:cs="Browallia New"/>
                 <w:sz w:val="26"/>
               </w:rPr>
+              <w:lastRenderedPageBreak/>
               <w:t>วันที่: ______________________</w:t>
             </w:r>
           </w:p>
@@ -1131,7 +1150,15 @@
                 <w:b/>
                 <w:sz w:val="28"/>
               </w:rPr>
-              <w:t>1ก. ความสัมพันธ์</w:t>
+              <w:t>1</w:t>
+            </w:r>
+            <w:r>
+              <w:rPr>
+                <w:rFonts w:ascii="Browallia New" w:eastAsia="Browallia New" w:hAnsi="Browallia New" w:cs="Browallia New"/>
+                <w:b/>
+                <w:sz w:val="28"/>
+              </w:rPr>
+              <w:t>ก. ความสัมพันธ์</w:t>
             </w:r>
             <w:r>
               <w:rPr>
@@ -1301,46 +1328,26 @@
                 <w:color w:val="808080"/>
                 <w:lang w:val="en-US" w:bidi="th-TH"/>
               </w:rPr>
-              <w:t>HR</w:t>
-            </w:r>
-            <w:r>
-              <w:rPr>
-                <w:rFonts w:ascii="Browallia New" w:eastAsia="Browallia New" w:hAnsi="Browallia New" w:cs="Browallia New" w:hint="cs"/>
+              <w:t>-</w:t>
+            </w:r>
+          </w:p>
+        </w:tc>
+        <w:tc>
+          <w:tcPr>
+            <w:tcW w:w="2409" w:type="dxa"/>
+          </w:tcPr>
+          <w:p>
+            <w:pPr>
+              <w:jc w:val="center"/>
+            </w:pPr>
+            <w:r>
+              <w:rPr>
+                <w:rFonts w:ascii="Browallia New" w:eastAsia="Browallia New" w:hAnsi="Browallia New" w:cs="Browallia New"/>
                 <w:i/>
                 <w:color w:val="808080"/>
-                <w:cs/>
-                <w:lang w:val="en-US" w:bidi="th-TH"/>
-              </w:rPr>
-              <w:t xml:space="preserve"> จะเติมข้อมูลส่วนนี้ให้</w:t>
-            </w:r>
-          </w:p>
-        </w:tc>
-        <w:tc>
-          <w:tcPr>
-            <w:tcW w:w="2409" w:type="dxa"/>
-          </w:tcPr>
-          <w:p>
-            <w:pPr>
-              <w:jc w:val="center"/>
-            </w:pPr>
-            <w:r>
-              <w:rPr>
-                <w:rFonts w:ascii="Browallia New" w:eastAsia="Browallia New" w:hAnsi="Browallia New" w:cs="Browallia New"/>
-                <w:i/>
-                <w:color w:val="808080"/>
-                <w:lang w:val="en-US" w:bidi="th-TH"/>
-              </w:rPr>
-              <w:t>HR</w:t>
-            </w:r>
-            <w:r>
-              <w:rPr>
-                <w:rFonts w:ascii="Browallia New" w:eastAsia="Browallia New" w:hAnsi="Browallia New" w:cs="Browallia New" w:hint="cs"/>
-                <w:i/>
-                <w:color w:val="808080"/>
-                <w:cs/>
-                <w:lang w:val="en-US" w:bidi="th-TH"/>
-              </w:rPr>
-              <w:t xml:space="preserve"> จะเติมข้อมูลส่วนนี้ให้</w:t>
+                <w:lang w:val="en-US" w:bidi="th-TH"/>
+              </w:rPr>
+              <w:t>-</w:t>
             </w:r>
           </w:p>
         </w:tc>
@@ -1361,19 +1368,7 @@
                 <w:szCs w:val="22"/>
                 <w:lang w:val="en-US" w:bidi="th-TH"/>
               </w:rPr>
-              <w:t>HR</w:t>
-            </w:r>
-            <w:r>
-              <w:rPr>
-                <w:rFonts w:ascii="Browallia New" w:eastAsia="Browallia New" w:hAnsi="Browallia New" w:cs="Browallia New" w:hint="cs"/>
-                <w:i/>
-                <w:color w:val="808080"/>
-                <w:sz w:val="22"/>
-                <w:szCs w:val="22"/>
-                <w:cs/>
-                <w:lang w:val="en-US" w:bidi="th-TH"/>
-              </w:rPr>
-              <w:t xml:space="preserve"> จะเติมข้อมูลส่วนนี้ให้</w:t>
+              <w:t>-</w:t>
             </w:r>
           </w:p>
         </w:tc>
@@ -2035,7 +2030,15 @@
                 <w:b/>
                 <w:sz w:val="28"/>
               </w:rPr>
-              <w:t>1ข. ความสัมพันธ์</w:t>
+              <w:t>1</w:t>
+            </w:r>
+            <w:r>
+              <w:rPr>
+                <w:rFonts w:ascii="Browallia New" w:eastAsia="Browallia New" w:hAnsi="Browallia New" w:cs="Browallia New"/>
+                <w:b/>
+                <w:sz w:val="28"/>
+              </w:rPr>
+              <w:t>ข. ความสัมพันธ์</w:t>
             </w:r>
             <w:r>
               <w:rPr>
@@ -2360,7 +2363,15 @@
                 <w:b/>
                 <w:sz w:val="28"/>
               </w:rPr>
-              <w:t>2ก. วัตถุประสงค์ของตำแหน่งงาน</w:t>
+              <w:t>2</w:t>
+            </w:r>
+            <w:r>
+              <w:rPr>
+                <w:rFonts w:ascii="Browallia New" w:eastAsia="Browallia New" w:hAnsi="Browallia New" w:cs="Browallia New"/>
+                <w:b/>
+                <w:sz w:val="28"/>
+              </w:rPr>
+              <w:t>ก. วัตถุประสงค์ของตำแหน่งงาน</w:t>
             </w:r>
           </w:p>
           <w:p>
@@ -2537,7 +2548,15 @@
                 <w:b/>
                 <w:sz w:val="28"/>
               </w:rPr>
-              <w:t>2ข. ตัวชี้วัดความสำเร็จหลักของตำแหน่ง (Key Success Indicators)</w:t>
+              <w:t>2</w:t>
+            </w:r>
+            <w:r>
+              <w:rPr>
+                <w:rFonts w:ascii="Browallia New" w:eastAsia="Browallia New" w:hAnsi="Browallia New" w:cs="Browallia New"/>
+                <w:b/>
+                <w:sz w:val="28"/>
+              </w:rPr>
+              <w:t>ข. ตัวชี้วัดความสำเร็จหลักของตำแหน่ง (Key Success Indicators)</w:t>
             </w:r>
           </w:p>
           <w:p>
@@ -2553,6 +2572,7 @@
                 <w:iCs/>
                 <w:sz w:val="26"/>
               </w:rPr>
+              <w:lastRenderedPageBreak/>
               <w:t>ระบุว่า “ผลงานที่โดดเด่น” ในตำแหน่งนี้วัดผลจากอะไร</w:t>
             </w:r>
             <w:r>
@@ -2598,6 +2618,7 @@
                 <w:b/>
                 <w:sz w:val="28"/>
               </w:rPr>
+              <w:lastRenderedPageBreak/>
               <w:t>มิติ</w:t>
             </w:r>
           </w:p>
@@ -2650,7 +2671,6 @@
                 <w:cs/>
                 <w:lang w:bidi="th-TH"/>
               </w:rPr>
-              <w:lastRenderedPageBreak/>
               <w:t xml:space="preserve">ตาม </w:t>
             </w:r>
             <w:r>
@@ -2765,7 +2785,15 @@
                 <w:b/>
                 <w:sz w:val="28"/>
               </w:rPr>
-              <w:t>3ก. ขอบเขตงาน</w:t>
+              <w:t>3</w:t>
+            </w:r>
+            <w:r>
+              <w:rPr>
+                <w:rFonts w:ascii="Browallia New" w:eastAsia="Browallia New" w:hAnsi="Browallia New" w:cs="Browallia New"/>
+                <w:b/>
+                <w:sz w:val="28"/>
+              </w:rPr>
+              <w:t>ก. ขอบเขตงาน</w:t>
             </w:r>
           </w:p>
           <w:p>
@@ -2859,7 +2887,15 @@
                 <w:b/>
                 <w:sz w:val="28"/>
               </w:rPr>
-              <w:t xml:space="preserve"> ปีข้างหน้า</w:t>
+              <w:t xml:space="preserve"> </w:t>
+            </w:r>
+            <w:r>
+              <w:rPr>
+                <w:rFonts w:ascii="Browallia New" w:eastAsia="Browallia New" w:hAnsi="Browallia New" w:cs="Browallia New"/>
+                <w:b/>
+                <w:sz w:val="28"/>
+              </w:rPr>
+              <w:t>ปีข้างหน้า</w:t>
             </w:r>
           </w:p>
         </w:tc>
@@ -3736,7 +3772,15 @@
                 <w:b/>
                 <w:sz w:val="28"/>
               </w:rPr>
-              <w:t>3ข. ความท้าทายของงาน</w:t>
+              <w:t>3</w:t>
+            </w:r>
+            <w:r>
+              <w:rPr>
+                <w:rFonts w:ascii="Browallia New" w:eastAsia="Browallia New" w:hAnsi="Browallia New" w:cs="Browallia New"/>
+                <w:b/>
+                <w:sz w:val="28"/>
+              </w:rPr>
+              <w:t>ข. ความท้าทายของงาน</w:t>
             </w:r>
           </w:p>
           <w:p>
@@ -3806,7 +3850,15 @@
                 <w:b/>
                 <w:sz w:val="28"/>
               </w:rPr>
-              <w:t xml:space="preserve"> ปีข้างหน้า</w:t>
+              <w:t xml:space="preserve"> </w:t>
+            </w:r>
+            <w:r>
+              <w:rPr>
+                <w:rFonts w:ascii="Browallia New" w:eastAsia="Browallia New" w:hAnsi="Browallia New" w:cs="Browallia New"/>
+                <w:b/>
+                <w:sz w:val="28"/>
+              </w:rPr>
+              <w:t>ปีข้างหน้า</w:t>
             </w:r>
           </w:p>
         </w:tc>
@@ -3958,7 +4010,15 @@
           <w:b/>
           <w:sz w:val="32"/>
         </w:rPr>
-        <w:t>4. ความรู้ ทักษะ และคุณสมบัติที่จำเป็น</w:t>
+        <w:t xml:space="preserve">4. </w:t>
+      </w:r>
+      <w:r>
+        <w:rPr>
+          <w:rFonts w:ascii="Browallia New" w:eastAsia="Browallia New" w:hAnsi="Browallia New" w:cs="Browallia New"/>
+          <w:b/>
+          <w:sz w:val="32"/>
+        </w:rPr>
+        <w:t>ความรู้ ทักษะ และคุณสมบัติที่จำเป็น</w:t>
       </w:r>
     </w:p>
     <w:p>
@@ -4002,7 +4062,15 @@
                 <w:b/>
                 <w:sz w:val="28"/>
               </w:rPr>
-              <w:t>4ก. การศึกษา / คุณสมบัติทางวิชาชีพ</w:t>
+              <w:t>4</w:t>
+            </w:r>
+            <w:r>
+              <w:rPr>
+                <w:rFonts w:ascii="Browallia New" w:eastAsia="Browallia New" w:hAnsi="Browallia New" w:cs="Browallia New"/>
+                <w:b/>
+                <w:sz w:val="28"/>
+              </w:rPr>
+              <w:t>ก. การศึกษา / คุณสมบัติทางวิชาชีพ</w:t>
             </w:r>
           </w:p>
           <w:p>
@@ -4318,6 +4386,7 @@
                 <w:rFonts w:ascii="Browallia New" w:eastAsia="Browallia New" w:hAnsi="Browallia New" w:cs="Browallia New"/>
                 <w:sz w:val="28"/>
               </w:rPr>
+              <w:lastRenderedPageBreak/>
               <w:t>หลักสูตรฝึกอบรมสำคัญ</w:t>
             </w:r>
           </w:p>
@@ -4493,8 +4562,15 @@
                 <w:b/>
                 <w:sz w:val="28"/>
               </w:rPr>
-              <w:lastRenderedPageBreak/>
-              <w:t>4ข. ประสบการณ์ทำงานที่จำเป็น</w:t>
+              <w:t>4</w:t>
+            </w:r>
+            <w:r>
+              <w:rPr>
+                <w:rFonts w:ascii="Browallia New" w:eastAsia="Browallia New" w:hAnsi="Browallia New" w:cs="Browallia New"/>
+                <w:b/>
+                <w:sz w:val="28"/>
+              </w:rPr>
+              <w:t>ข. ประสบการณ์ทำงานที่จำเป็น</w:t>
             </w:r>
           </w:p>
           <w:p>
@@ -5436,7 +5512,15 @@
                 <w:b/>
                 <w:sz w:val="28"/>
               </w:rPr>
-              <w:t>4ค. สมรรถนะ</w:t>
+              <w:t>4</w:t>
+            </w:r>
+            <w:r>
+              <w:rPr>
+                <w:rFonts w:ascii="Browallia New" w:eastAsia="Browallia New" w:hAnsi="Browallia New" w:cs="Browallia New"/>
+                <w:b/>
+                <w:sz w:val="28"/>
+              </w:rPr>
+              <w:t>ค. สมรรถนะ</w:t>
             </w:r>
           </w:p>
           <w:p>
@@ -5462,7 +5546,15 @@
           <w:b/>
           <w:sz w:val="26"/>
         </w:rPr>
-        <w:t>4ค</w:t>
+        <w:t>4</w:t>
+      </w:r>
+      <w:r>
+        <w:rPr>
+          <w:rFonts w:ascii="Browallia New" w:eastAsia="Browallia New" w:hAnsi="Browallia New" w:cs="Browallia New"/>
+          <w:b/>
+          <w:sz w:val="26"/>
+        </w:rPr>
+        <w:t>ค</w:t>
       </w:r>
       <w:r>
         <w:rPr>
@@ -5480,7 +5572,15 @@
           <w:b/>
           <w:sz w:val="26"/>
         </w:rPr>
-        <w:t>(i) สมรรถนะด้านการเป็นผู้นำ (Leadership Competencies)</w:t>
+        <w:t xml:space="preserve">(i) </w:t>
+      </w:r>
+      <w:r>
+        <w:rPr>
+          <w:rFonts w:ascii="Browallia New" w:eastAsia="Browallia New" w:hAnsi="Browallia New" w:cs="Browallia New"/>
+          <w:b/>
+          <w:sz w:val="26"/>
+        </w:rPr>
+        <w:t>สมรรถนะด้านการเป็นผู้นำ (Leadership Competencies)</w:t>
       </w:r>
     </w:p>
     <w:tbl>
@@ -5737,6 +5837,7 @@
                   <w14:uncheckedState w14:val="2610" w14:font="MS Gothic"/>
                 </w14:checkbox>
               </w:sdtPr>
+              <w:sdtEndPr/>
               <w:sdtContent>
                 <w:r>
                   <w:rPr>
@@ -5767,6 +5868,7 @@
                   <w14:uncheckedState w14:val="2610" w14:font="MS Gothic"/>
                 </w14:checkbox>
               </w:sdtPr>
+              <w:sdtEndPr/>
               <w:sdtContent>
                 <w:r>
                   <w:rPr>
@@ -5792,11 +5894,42 @@
               <w:sdtPr>
                 <w:id w:val="100003"/>
                 <w14:checkbox>
+                  <w14:checked w14:val="1"/>
+                  <w14:checkedState w14:val="2612" w14:font="MS Gothic"/>
+                  <w14:uncheckedState w14:val="2610" w14:font="MS Gothic"/>
+                </w14:checkbox>
+              </w:sdtPr>
+              <w:sdtEndPr/>
+              <w:sdtContent>
+                <w:r>
+                  <w:rPr>
+                    <w:rFonts w:ascii="MS Gothic" w:eastAsia="MS Gothic" w:hAnsi="MS Gothic" w:hint="eastAsia"/>
+                  </w:rPr>
+                  <w:t>☒</w:t>
+                </w:r>
+              </w:sdtContent>
+            </w:sdt>
+          </w:p>
+        </w:tc>
+        <w:tc>
+          <w:tcPr>
+            <w:tcW w:w="1011" w:type="dxa"/>
+            <w:shd w:val="clear" w:color="auto" w:fill="FFF2CC"/>
+          </w:tcPr>
+          <w:p>
+            <w:pPr>
+              <w:jc w:val="center"/>
+            </w:pPr>
+            <w:sdt>
+              <w:sdtPr>
+                <w:id w:val="100004"/>
+                <w14:checkbox>
                   <w14:checked w14:val="0"/>
                   <w14:checkedState w14:val="2612" w14:font="MS Gothic"/>
                   <w14:uncheckedState w14:val="2610" w14:font="MS Gothic"/>
                 </w14:checkbox>
               </w:sdtPr>
+              <w:sdtEndPr/>
               <w:sdtContent>
                 <w:r>
                   <w:rPr>
@@ -5820,13 +5953,14 @@
             </w:pPr>
             <w:sdt>
               <w:sdtPr>
-                <w:id w:val="100004"/>
+                <w:id w:val="100005"/>
                 <w14:checkbox>
                   <w14:checked w14:val="0"/>
                   <w14:checkedState w14:val="2612" w14:font="MS Gothic"/>
                   <w14:uncheckedState w14:val="2610" w14:font="MS Gothic"/>
                 </w14:checkbox>
               </w:sdtPr>
+              <w:sdtEndPr/>
               <w:sdtContent>
                 <w:r>
                   <w:rPr>
@@ -5839,6 +5973,48 @@
             </w:sdt>
           </w:p>
         </w:tc>
+      </w:tr>
+      <w:tr>
+        <w:trPr>
+          <w:jc w:val="center"/>
+        </w:trPr>
+        <w:tc>
+          <w:tcPr>
+            <w:tcW w:w="4136" w:type="dxa"/>
+          </w:tcPr>
+          <w:p>
+            <w:pPr>
+              <w:rPr>
+                <w:rFonts w:ascii="Browallia New" w:eastAsia="Browallia New" w:hAnsi="Browallia New" w:cs="Browallia New"/>
+                <w:szCs w:val="22"/>
+                <w:lang w:bidi="th-TH"/>
+              </w:rPr>
+            </w:pPr>
+            <w:r>
+              <w:rPr>
+                <w:rFonts w:ascii="Browallia New" w:eastAsia="Browallia New" w:hAnsi="Browallia New" w:cs="Browallia New"/>
+                <w:szCs w:val="22"/>
+              </w:rPr>
+              <w:t xml:space="preserve">การทำงานร่วมกัน </w:t>
+            </w:r>
+          </w:p>
+          <w:p>
+            <w:pPr>
+              <w:rPr>
+                <w:rFonts w:ascii="Browallia New" w:eastAsia="Browallia New" w:hAnsi="Browallia New" w:cs="Browallia New"/>
+                <w:szCs w:val="22"/>
+                <w:lang w:bidi="th-TH"/>
+              </w:rPr>
+            </w:pPr>
+            <w:r>
+              <w:rPr>
+                <w:rFonts w:ascii="Browallia New" w:eastAsia="Browallia New" w:hAnsi="Browallia New" w:cs="Browallia New"/>
+                <w:szCs w:val="22"/>
+              </w:rPr>
+              <w:t>Collaboration</w:t>
+            </w:r>
+          </w:p>
+        </w:tc>
         <w:tc>
           <w:tcPr>
             <w:tcW w:w="1011" w:type="dxa"/>
@@ -5850,13 +6026,14 @@
             </w:pPr>
             <w:sdt>
               <w:sdtPr>
-                <w:id w:val="100005"/>
+                <w:id w:val="100006"/>
                 <w14:checkbox>
                   <w14:checked w14:val="0"/>
                   <w14:checkedState w14:val="2612" w14:font="MS Gothic"/>
                   <w14:uncheckedState w14:val="2610" w14:font="MS Gothic"/>
                 </w14:checkbox>
               </w:sdtPr>
+              <w:sdtEndPr/>
               <w:sdtContent>
                 <w:r>
                   <w:rPr>
@@ -5869,48 +6046,6 @@
             </w:sdt>
           </w:p>
         </w:tc>
-      </w:tr>
-      <w:tr>
-        <w:trPr>
-          <w:jc w:val="center"/>
-        </w:trPr>
-        <w:tc>
-          <w:tcPr>
-            <w:tcW w:w="4136" w:type="dxa"/>
-          </w:tcPr>
-          <w:p>
-            <w:pPr>
-              <w:rPr>
-                <w:rFonts w:ascii="Browallia New" w:eastAsia="Browallia New" w:hAnsi="Browallia New" w:cs="Browallia New"/>
-                <w:szCs w:val="22"/>
-                <w:lang w:bidi="th-TH"/>
-              </w:rPr>
-            </w:pPr>
-            <w:r>
-              <w:rPr>
-                <w:rFonts w:ascii="Browallia New" w:eastAsia="Browallia New" w:hAnsi="Browallia New" w:cs="Browallia New"/>
-                <w:szCs w:val="22"/>
-              </w:rPr>
-              <w:t xml:space="preserve">การทำงานร่วมกัน </w:t>
-            </w:r>
-          </w:p>
-          <w:p>
-            <w:pPr>
-              <w:rPr>
-                <w:rFonts w:ascii="Browallia New" w:eastAsia="Browallia New" w:hAnsi="Browallia New" w:cs="Browallia New"/>
-                <w:szCs w:val="22"/>
-                <w:lang w:bidi="th-TH"/>
-              </w:rPr>
-            </w:pPr>
-            <w:r>
-              <w:rPr>
-                <w:rFonts w:ascii="Browallia New" w:eastAsia="Browallia New" w:hAnsi="Browallia New" w:cs="Browallia New"/>
-                <w:szCs w:val="22"/>
-              </w:rPr>
-              <w:t>Collaboration</w:t>
-            </w:r>
-          </w:p>
-        </w:tc>
         <w:tc>
           <w:tcPr>
             <w:tcW w:w="1011" w:type="dxa"/>
@@ -5922,13 +6057,14 @@
             </w:pPr>
             <w:sdt>
               <w:sdtPr>
-                <w:id w:val="100006"/>
+                <w:id w:val="100007"/>
                 <w14:checkbox>
                   <w14:checked w14:val="0"/>
                   <w14:checkedState w14:val="2612" w14:font="MS Gothic"/>
                   <w14:uncheckedState w14:val="2610" w14:font="MS Gothic"/>
                 </w14:checkbox>
               </w:sdtPr>
+              <w:sdtEndPr/>
               <w:sdtContent>
                 <w:r>
                   <w:rPr>
@@ -5952,13 +6088,44 @@
             </w:pPr>
             <w:sdt>
               <w:sdtPr>
-                <w:id w:val="100007"/>
+                <w:id w:val="100008"/>
+                <w14:checkbox>
+                  <w14:checked w14:val="1"/>
+                  <w14:checkedState w14:val="2612" w14:font="MS Gothic"/>
+                  <w14:uncheckedState w14:val="2610" w14:font="MS Gothic"/>
+                </w14:checkbox>
+              </w:sdtPr>
+              <w:sdtEndPr/>
+              <w:sdtContent>
+                <w:r>
+                  <w:rPr>
+                    <w:rFonts w:ascii="MS Gothic" w:eastAsia="MS Gothic" w:hAnsi="MS Gothic" w:hint="eastAsia"/>
+                  </w:rPr>
+                  <w:t>☒</w:t>
+                </w:r>
+              </w:sdtContent>
+            </w:sdt>
+          </w:p>
+        </w:tc>
+        <w:tc>
+          <w:tcPr>
+            <w:tcW w:w="1011" w:type="dxa"/>
+            <w:shd w:val="clear" w:color="auto" w:fill="FFF2CC"/>
+          </w:tcPr>
+          <w:p>
+            <w:pPr>
+              <w:jc w:val="center"/>
+            </w:pPr>
+            <w:sdt>
+              <w:sdtPr>
+                <w:id w:val="100009"/>
                 <w14:checkbox>
                   <w14:checked w14:val="0"/>
                   <w14:checkedState w14:val="2612" w14:font="MS Gothic"/>
                   <w14:uncheckedState w14:val="2610" w14:font="MS Gothic"/>
                 </w14:checkbox>
               </w:sdtPr>
+              <w:sdtEndPr/>
               <w:sdtContent>
                 <w:r>
                   <w:rPr>
@@ -5982,13 +6149,14 @@
             </w:pPr>
             <w:sdt>
               <w:sdtPr>
-                <w:id w:val="100008"/>
+                <w:id w:val="100010"/>
                 <w14:checkbox>
                   <w14:checked w14:val="0"/>
                   <w14:checkedState w14:val="2612" w14:font="MS Gothic"/>
                   <w14:uncheckedState w14:val="2610" w14:font="MS Gothic"/>
                 </w14:checkbox>
               </w:sdtPr>
+              <w:sdtEndPr/>
               <w:sdtContent>
                 <w:r>
                   <w:rPr>
@@ -6001,6 +6169,48 @@
             </w:sdt>
           </w:p>
         </w:tc>
+      </w:tr>
+      <w:tr>
+        <w:trPr>
+          <w:jc w:val="center"/>
+        </w:trPr>
+        <w:tc>
+          <w:tcPr>
+            <w:tcW w:w="4136" w:type="dxa"/>
+          </w:tcPr>
+          <w:p>
+            <w:pPr>
+              <w:rPr>
+                <w:rFonts w:ascii="Browallia New" w:eastAsia="Browallia New" w:hAnsi="Browallia New" w:cs="Browallia New"/>
+                <w:szCs w:val="22"/>
+                <w:lang w:bidi="th-TH"/>
+              </w:rPr>
+            </w:pPr>
+            <w:r>
+              <w:rPr>
+                <w:rFonts w:ascii="Browallia New" w:eastAsia="Browallia New" w:hAnsi="Browallia New" w:cs="Browallia New"/>
+                <w:szCs w:val="22"/>
+              </w:rPr>
+              <w:t xml:space="preserve">มุ่งเน้นลูกค้า </w:t>
+            </w:r>
+          </w:p>
+          <w:p>
+            <w:pPr>
+              <w:rPr>
+                <w:rFonts w:ascii="Browallia New" w:eastAsia="Browallia New" w:hAnsi="Browallia New" w:cs="Browallia New"/>
+                <w:szCs w:val="22"/>
+                <w:lang w:bidi="th-TH"/>
+              </w:rPr>
+            </w:pPr>
+            <w:r>
+              <w:rPr>
+                <w:rFonts w:ascii="Browallia New" w:eastAsia="Browallia New" w:hAnsi="Browallia New" w:cs="Browallia New"/>
+                <w:szCs w:val="22"/>
+              </w:rPr>
+              <w:t>Customer Focus</w:t>
+            </w:r>
+          </w:p>
+        </w:tc>
         <w:tc>
           <w:tcPr>
             <w:tcW w:w="1011" w:type="dxa"/>
@@ -6012,13 +6222,14 @@
             </w:pPr>
             <w:sdt>
               <w:sdtPr>
-                <w:id w:val="100009"/>
+                <w:id w:val="100011"/>
                 <w14:checkbox>
                   <w14:checked w14:val="0"/>
                   <w14:checkedState w14:val="2612" w14:font="MS Gothic"/>
                   <w14:uncheckedState w14:val="2610" w14:font="MS Gothic"/>
                 </w14:checkbox>
               </w:sdtPr>
+              <w:sdtEndPr/>
               <w:sdtContent>
                 <w:r>
                   <w:rPr>
@@ -6042,13 +6253,14 @@
             </w:pPr>
             <w:sdt>
               <w:sdtPr>
-                <w:id w:val="100010"/>
+                <w:id w:val="100012"/>
                 <w14:checkbox>
                   <w14:checked w14:val="0"/>
                   <w14:checkedState w14:val="2612" w14:font="MS Gothic"/>
                   <w14:uncheckedState w14:val="2610" w14:font="MS Gothic"/>
                 </w14:checkbox>
               </w:sdtPr>
+              <w:sdtEndPr/>
               <w:sdtContent>
                 <w:r>
                   <w:rPr>
@@ -6061,48 +6273,6 @@
             </w:sdt>
           </w:p>
         </w:tc>
-      </w:tr>
-      <w:tr>
-        <w:trPr>
-          <w:jc w:val="center"/>
-        </w:trPr>
-        <w:tc>
-          <w:tcPr>
-            <w:tcW w:w="4136" w:type="dxa"/>
-          </w:tcPr>
-          <w:p>
-            <w:pPr>
-              <w:rPr>
-                <w:rFonts w:ascii="Browallia New" w:eastAsia="Browallia New" w:hAnsi="Browallia New" w:cs="Browallia New"/>
-                <w:szCs w:val="22"/>
-                <w:lang w:bidi="th-TH"/>
-              </w:rPr>
-            </w:pPr>
-            <w:r>
-              <w:rPr>
-                <w:rFonts w:ascii="Browallia New" w:eastAsia="Browallia New" w:hAnsi="Browallia New" w:cs="Browallia New"/>
-                <w:szCs w:val="22"/>
-              </w:rPr>
-              <w:t xml:space="preserve">มุ่งเน้นลูกค้า </w:t>
-            </w:r>
-          </w:p>
-          <w:p>
-            <w:pPr>
-              <w:rPr>
-                <w:rFonts w:ascii="Browallia New" w:eastAsia="Browallia New" w:hAnsi="Browallia New" w:cs="Browallia New"/>
-                <w:szCs w:val="22"/>
-                <w:lang w:bidi="th-TH"/>
-              </w:rPr>
-            </w:pPr>
-            <w:r>
-              <w:rPr>
-                <w:rFonts w:ascii="Browallia New" w:eastAsia="Browallia New" w:hAnsi="Browallia New" w:cs="Browallia New"/>
-                <w:szCs w:val="22"/>
-              </w:rPr>
-              <w:t>Customer Focus</w:t>
-            </w:r>
-          </w:p>
-        </w:tc>
         <w:tc>
           <w:tcPr>
             <w:tcW w:w="1011" w:type="dxa"/>
@@ -6114,13 +6284,44 @@
             </w:pPr>
             <w:sdt>
               <w:sdtPr>
-                <w:id w:val="100011"/>
+                <w:id w:val="100013"/>
+                <w14:checkbox>
+                  <w14:checked w14:val="1"/>
+                  <w14:checkedState w14:val="2612" w14:font="MS Gothic"/>
+                  <w14:uncheckedState w14:val="2610" w14:font="MS Gothic"/>
+                </w14:checkbox>
+              </w:sdtPr>
+              <w:sdtEndPr/>
+              <w:sdtContent>
+                <w:r>
+                  <w:rPr>
+                    <w:rFonts w:ascii="MS Gothic" w:eastAsia="MS Gothic" w:hAnsi="MS Gothic" w:hint="eastAsia"/>
+                  </w:rPr>
+                  <w:t>☒</w:t>
+                </w:r>
+              </w:sdtContent>
+            </w:sdt>
+          </w:p>
+        </w:tc>
+        <w:tc>
+          <w:tcPr>
+            <w:tcW w:w="1011" w:type="dxa"/>
+            <w:shd w:val="clear" w:color="auto" w:fill="FFF2CC"/>
+          </w:tcPr>
+          <w:p>
+            <w:pPr>
+              <w:jc w:val="center"/>
+            </w:pPr>
+            <w:sdt>
+              <w:sdtPr>
+                <w:id w:val="100014"/>
                 <w14:checkbox>
                   <w14:checked w14:val="0"/>
                   <w14:checkedState w14:val="2612" w14:font="MS Gothic"/>
                   <w14:uncheckedState w14:val="2610" w14:font="MS Gothic"/>
                 </w14:checkbox>
               </w:sdtPr>
+              <w:sdtEndPr/>
               <w:sdtContent>
                 <w:r>
                   <w:rPr>
@@ -6144,13 +6345,14 @@
             </w:pPr>
             <w:sdt>
               <w:sdtPr>
-                <w:id w:val="100012"/>
+                <w:id w:val="100015"/>
                 <w14:checkbox>
                   <w14:checked w14:val="0"/>
                   <w14:checkedState w14:val="2612" w14:font="MS Gothic"/>
                   <w14:uncheckedState w14:val="2610" w14:font="MS Gothic"/>
                 </w14:checkbox>
               </w:sdtPr>
+              <w:sdtEndPr/>
               <w:sdtContent>
                 <w:r>
                   <w:rPr>
@@ -6163,6 +6365,31 @@
             </w:sdt>
           </w:p>
         </w:tc>
+      </w:tr>
+      <w:tr>
+        <w:trPr>
+          <w:jc w:val="center"/>
+        </w:trPr>
+        <w:tc>
+          <w:tcPr>
+            <w:tcW w:w="4136" w:type="dxa"/>
+          </w:tcPr>
+          <w:p>
+            <w:pPr>
+              <w:rPr>
+                <w:szCs w:val="22"/>
+              </w:rPr>
+            </w:pPr>
+            <w:r>
+              <w:rPr>
+                <w:rFonts w:ascii="Browallia New" w:eastAsia="Browallia New" w:hAnsi="Browallia New" w:cs="Browallia New"/>
+                <w:szCs w:val="22"/>
+              </w:rPr>
+              <w:lastRenderedPageBreak/>
+              <w:t>คิดวิเคราะห์และการแก้ไขปัญหาอย่างเป็นระบบ Analytical &amp; Problem-Solving Thinking</w:t>
+            </w:r>
+          </w:p>
+        </w:tc>
         <w:tc>
           <w:tcPr>
             <w:tcW w:w="1011" w:type="dxa"/>
@@ -6174,13 +6401,14 @@
             </w:pPr>
             <w:sdt>
               <w:sdtPr>
-                <w:id w:val="100013"/>
+                <w:id w:val="100016"/>
                 <w14:checkbox>
                   <w14:checked w14:val="0"/>
                   <w14:checkedState w14:val="2612" w14:font="MS Gothic"/>
                   <w14:uncheckedState w14:val="2610" w14:font="MS Gothic"/>
                 </w14:checkbox>
               </w:sdtPr>
+              <w:sdtEndPr/>
               <w:sdtContent>
                 <w:r>
                   <w:rPr>
@@ -6204,13 +6432,14 @@
             </w:pPr>
             <w:sdt>
               <w:sdtPr>
-                <w:id w:val="100014"/>
+                <w:id w:val="100017"/>
                 <w14:checkbox>
                   <w14:checked w14:val="0"/>
                   <w14:checkedState w14:val="2612" w14:font="MS Gothic"/>
                   <w14:uncheckedState w14:val="2610" w14:font="MS Gothic"/>
                 </w14:checkbox>
               </w:sdtPr>
+              <w:sdtEndPr/>
               <w:sdtContent>
                 <w:r>
                   <w:rPr>
@@ -6234,13 +6463,44 @@
             </w:pPr>
             <w:sdt>
               <w:sdtPr>
-                <w:id w:val="100015"/>
+                <w:id w:val="100018"/>
+                <w14:checkbox>
+                  <w14:checked w14:val="1"/>
+                  <w14:checkedState w14:val="2612" w14:font="MS Gothic"/>
+                  <w14:uncheckedState w14:val="2610" w14:font="MS Gothic"/>
+                </w14:checkbox>
+              </w:sdtPr>
+              <w:sdtEndPr/>
+              <w:sdtContent>
+                <w:r>
+                  <w:rPr>
+                    <w:rFonts w:ascii="MS Gothic" w:eastAsia="MS Gothic" w:hAnsi="MS Gothic" w:hint="eastAsia"/>
+                  </w:rPr>
+                  <w:t>☒</w:t>
+                </w:r>
+              </w:sdtContent>
+            </w:sdt>
+          </w:p>
+        </w:tc>
+        <w:tc>
+          <w:tcPr>
+            <w:tcW w:w="1011" w:type="dxa"/>
+            <w:shd w:val="clear" w:color="auto" w:fill="FFF2CC"/>
+          </w:tcPr>
+          <w:p>
+            <w:pPr>
+              <w:jc w:val="center"/>
+            </w:pPr>
+            <w:sdt>
+              <w:sdtPr>
+                <w:id w:val="100019"/>
                 <w14:checkbox>
                   <w14:checked w14:val="0"/>
                   <w14:checkedState w14:val="2612" w14:font="MS Gothic"/>
                   <w14:uncheckedState w14:val="2610" w14:font="MS Gothic"/>
                 </w14:checkbox>
               </w:sdtPr>
+              <w:sdtEndPr/>
               <w:sdtContent>
                 <w:r>
                   <w:rPr>
@@ -6253,30 +6513,6 @@
             </w:sdt>
           </w:p>
         </w:tc>
-      </w:tr>
-      <w:tr>
-        <w:trPr>
-          <w:jc w:val="center"/>
-        </w:trPr>
-        <w:tc>
-          <w:tcPr>
-            <w:tcW w:w="4136" w:type="dxa"/>
-          </w:tcPr>
-          <w:p>
-            <w:pPr>
-              <w:rPr>
-                <w:szCs w:val="22"/>
-              </w:rPr>
-            </w:pPr>
-            <w:r>
-              <w:rPr>
-                <w:rFonts w:ascii="Browallia New" w:eastAsia="Browallia New" w:hAnsi="Browallia New" w:cs="Browallia New"/>
-                <w:szCs w:val="22"/>
-              </w:rPr>
-              <w:t>คิดวิเคราะห์และการแก้ไขปัญหาอย่างเป็นระบบ Analytical &amp; Problem-Solving Thinking</w:t>
-            </w:r>
-          </w:p>
-        </w:tc>
         <w:tc>
           <w:tcPr>
             <w:tcW w:w="1011" w:type="dxa"/>
@@ -6288,13 +6524,14 @@
             </w:pPr>
             <w:sdt>
               <w:sdtPr>
-                <w:id w:val="100016"/>
+                <w:id w:val="100020"/>
                 <w14:checkbox>
                   <w14:checked w14:val="0"/>
                   <w14:checkedState w14:val="2612" w14:font="MS Gothic"/>
                   <w14:uncheckedState w14:val="2610" w14:font="MS Gothic"/>
                 </w14:checkbox>
               </w:sdtPr>
+              <w:sdtEndPr/>
               <w:sdtContent>
                 <w:r>
                   <w:rPr>
@@ -6307,6 +6544,46 @@
             </w:sdt>
           </w:p>
         </w:tc>
+      </w:tr>
+      <w:tr>
+        <w:trPr>
+          <w:jc w:val="center"/>
+        </w:trPr>
+        <w:tc>
+          <w:tcPr>
+            <w:tcW w:w="4136" w:type="dxa"/>
+          </w:tcPr>
+          <w:p>
+            <w:pPr>
+              <w:rPr>
+                <w:rFonts w:ascii="Browallia New" w:eastAsia="Browallia New" w:hAnsi="Browallia New" w:cs="Browallia New"/>
+                <w:szCs w:val="22"/>
+                <w:lang w:bidi="th-TH"/>
+              </w:rPr>
+            </w:pPr>
+            <w:r>
+              <w:rPr>
+                <w:rFonts w:ascii="Browallia New" w:eastAsia="Browallia New" w:hAnsi="Browallia New" w:cs="Browallia New"/>
+                <w:szCs w:val="22"/>
+              </w:rPr>
+              <w:t xml:space="preserve">ความฉลาดทางดิจิทัล </w:t>
+            </w:r>
+          </w:p>
+          <w:p>
+            <w:pPr>
+              <w:rPr>
+                <w:szCs w:val="22"/>
+              </w:rPr>
+            </w:pPr>
+            <w:r>
+              <w:rPr>
+                <w:rFonts w:ascii="Browallia New" w:eastAsia="Browallia New" w:hAnsi="Browallia New" w:cs="Browallia New"/>
+                <w:szCs w:val="22"/>
+              </w:rPr>
+              <w:t>Digital Intelligence Quotient (DQ)</w:t>
+            </w:r>
+          </w:p>
+        </w:tc>
         <w:tc>
           <w:tcPr>
             <w:tcW w:w="1011" w:type="dxa"/>
@@ -6318,13 +6595,14 @@
             </w:pPr>
             <w:sdt>
               <w:sdtPr>
-                <w:id w:val="100017"/>
+                <w:id w:val="100021"/>
                 <w14:checkbox>
                   <w14:checked w14:val="0"/>
                   <w14:checkedState w14:val="2612" w14:font="MS Gothic"/>
                   <w14:uncheckedState w14:val="2610" w14:font="MS Gothic"/>
                 </w14:checkbox>
               </w:sdtPr>
+              <w:sdtEndPr/>
               <w:sdtContent>
                 <w:r>
                   <w:rPr>
@@ -6348,13 +6626,14 @@
             </w:pPr>
             <w:sdt>
               <w:sdtPr>
-                <w:id w:val="100018"/>
+                <w:id w:val="100022"/>
                 <w14:checkbox>
                   <w14:checked w14:val="0"/>
                   <w14:checkedState w14:val="2612" w14:font="MS Gothic"/>
                   <w14:uncheckedState w14:val="2610" w14:font="MS Gothic"/>
                 </w14:checkbox>
               </w:sdtPr>
+              <w:sdtEndPr/>
               <w:sdtContent>
                 <w:r>
                   <w:rPr>
@@ -6378,13 +6657,44 @@
             </w:pPr>
             <w:sdt>
               <w:sdtPr>
-                <w:id w:val="100019"/>
+                <w:id w:val="100023"/>
+                <w14:checkbox>
+                  <w14:checked w14:val="1"/>
+                  <w14:checkedState w14:val="2612" w14:font="MS Gothic"/>
+                  <w14:uncheckedState w14:val="2610" w14:font="MS Gothic"/>
+                </w14:checkbox>
+              </w:sdtPr>
+              <w:sdtEndPr/>
+              <w:sdtContent>
+                <w:r>
+                  <w:rPr>
+                    <w:rFonts w:ascii="MS Gothic" w:eastAsia="MS Gothic" w:hAnsi="MS Gothic" w:hint="eastAsia"/>
+                  </w:rPr>
+                  <w:t>☒</w:t>
+                </w:r>
+              </w:sdtContent>
+            </w:sdt>
+          </w:p>
+        </w:tc>
+        <w:tc>
+          <w:tcPr>
+            <w:tcW w:w="1011" w:type="dxa"/>
+            <w:shd w:val="clear" w:color="auto" w:fill="FFF2CC"/>
+          </w:tcPr>
+          <w:p>
+            <w:pPr>
+              <w:jc w:val="center"/>
+            </w:pPr>
+            <w:sdt>
+              <w:sdtPr>
+                <w:id w:val="100024"/>
                 <w14:checkbox>
                   <w14:checked w14:val="0"/>
                   <w14:checkedState w14:val="2612" w14:font="MS Gothic"/>
                   <w14:uncheckedState w14:val="2610" w14:font="MS Gothic"/>
                 </w14:checkbox>
               </w:sdtPr>
+              <w:sdtEndPr/>
               <w:sdtContent>
                 <w:r>
                   <w:rPr>
@@ -6408,13 +6718,14 @@
             </w:pPr>
             <w:sdt>
               <w:sdtPr>
-                <w:id w:val="100020"/>
+                <w:id w:val="100025"/>
                 <w14:checkbox>
                   <w14:checked w14:val="0"/>
                   <w14:checkedState w14:val="2612" w14:font="MS Gothic"/>
                   <w14:uncheckedState w14:val="2610" w14:font="MS Gothic"/>
                 </w14:checkbox>
               </w:sdtPr>
+              <w:sdtEndPr/>
               <w:sdtContent>
                 <w:r>
                   <w:rPr>
@@ -6449,13 +6760,15 @@
                 <w:rFonts w:ascii="Browallia New" w:eastAsia="Browallia New" w:hAnsi="Browallia New" w:cs="Browallia New"/>
                 <w:szCs w:val="22"/>
               </w:rPr>
-              <w:t xml:space="preserve">ความฉลาดทางดิจิทัล </w:t>
-            </w:r>
-          </w:p>
-          <w:p>
-            <w:pPr>
-              <w:rPr>
+              <w:t xml:space="preserve">การปรับตัว </w:t>
+            </w:r>
+          </w:p>
+          <w:p>
+            <w:pPr>
+              <w:rPr>
+                <w:rFonts w:ascii="Browallia New" w:eastAsia="Browallia New" w:hAnsi="Browallia New" w:cs="Browallia New"/>
                 <w:szCs w:val="22"/>
+                <w:lang w:bidi="th-TH"/>
               </w:rPr>
             </w:pPr>
             <w:r>
@@ -6463,7 +6776,7 @@
                 <w:rFonts w:ascii="Browallia New" w:eastAsia="Browallia New" w:hAnsi="Browallia New" w:cs="Browallia New"/>
                 <w:szCs w:val="22"/>
               </w:rPr>
-              <w:t>Digital Intelligence Quotient (DQ)</w:t>
+              <w:t>Adaptability</w:t>
             </w:r>
           </w:p>
         </w:tc>
@@ -6478,13 +6791,14 @@
             </w:pPr>
             <w:sdt>
               <w:sdtPr>
-                <w:id w:val="100021"/>
+                <w:id w:val="100026"/>
                 <w14:checkbox>
                   <w14:checked w14:val="0"/>
                   <w14:checkedState w14:val="2612" w14:font="MS Gothic"/>
                   <w14:uncheckedState w14:val="2610" w14:font="MS Gothic"/>
                 </w14:checkbox>
               </w:sdtPr>
+              <w:sdtEndPr/>
               <w:sdtContent>
                 <w:r>
                   <w:rPr>
@@ -6508,13 +6822,14 @@
             </w:pPr>
             <w:sdt>
               <w:sdtPr>
-                <w:id w:val="100022"/>
+                <w:id w:val="100027"/>
                 <w14:checkbox>
                   <w14:checked w14:val="0"/>
                   <w14:checkedState w14:val="2612" w14:font="MS Gothic"/>
                   <w14:uncheckedState w14:val="2610" w14:font="MS Gothic"/>
                 </w14:checkbox>
               </w:sdtPr>
+              <w:sdtEndPr/>
               <w:sdtContent>
                 <w:r>
                   <w:rPr>
@@ -6538,13 +6853,44 @@
             </w:pPr>
             <w:sdt>
               <w:sdtPr>
-                <w:id w:val="100023"/>
+                <w:id w:val="100028"/>
+                <w14:checkbox>
+                  <w14:checked w14:val="1"/>
+                  <w14:checkedState w14:val="2612" w14:font="MS Gothic"/>
+                  <w14:uncheckedState w14:val="2610" w14:font="MS Gothic"/>
+                </w14:checkbox>
+              </w:sdtPr>
+              <w:sdtEndPr/>
+              <w:sdtContent>
+                <w:r>
+                  <w:rPr>
+                    <w:rFonts w:ascii="MS Gothic" w:eastAsia="MS Gothic" w:hAnsi="MS Gothic" w:hint="eastAsia"/>
+                  </w:rPr>
+                  <w:t>☒</w:t>
+                </w:r>
+              </w:sdtContent>
+            </w:sdt>
+          </w:p>
+        </w:tc>
+        <w:tc>
+          <w:tcPr>
+            <w:tcW w:w="1011" w:type="dxa"/>
+            <w:shd w:val="clear" w:color="auto" w:fill="FFF2CC"/>
+          </w:tcPr>
+          <w:p>
+            <w:pPr>
+              <w:jc w:val="center"/>
+            </w:pPr>
+            <w:sdt>
+              <w:sdtPr>
+                <w:id w:val="100029"/>
                 <w14:checkbox>
                   <w14:checked w14:val="0"/>
                   <w14:checkedState w14:val="2612" w14:font="MS Gothic"/>
                   <w14:uncheckedState w14:val="2610" w14:font="MS Gothic"/>
                 </w14:checkbox>
               </w:sdtPr>
+              <w:sdtEndPr/>
               <w:sdtContent>
                 <w:r>
                   <w:rPr>
@@ -6568,13 +6914,84 @@
             </w:pPr>
             <w:sdt>
               <w:sdtPr>
-                <w:id w:val="100024"/>
+                <w:id w:val="100030"/>
                 <w14:checkbox>
                   <w14:checked w14:val="0"/>
                   <w14:checkedState w14:val="2612" w14:font="MS Gothic"/>
                   <w14:uncheckedState w14:val="2610" w14:font="MS Gothic"/>
                 </w14:checkbox>
               </w:sdtPr>
+              <w:sdtEndPr/>
+              <w:sdtContent>
+                <w:r>
+                  <w:rPr>
+                    <w:rFonts w:ascii="MS Gothic" w:eastAsia="MS Gothic" w:hAnsi="MS Gothic" w:hint="eastAsia"/>
+                  </w:rPr>
+                  <w:t>☐</w:t>
+                </w:r>
+              </w:sdtContent>
+            </w:sdt>
+          </w:p>
+        </w:tc>
+      </w:tr>
+      <w:tr>
+        <w:trPr>
+          <w:jc w:val="center"/>
+        </w:trPr>
+        <w:tc>
+          <w:tcPr>
+            <w:tcW w:w="4136" w:type="dxa"/>
+          </w:tcPr>
+          <w:p>
+            <w:pPr>
+              <w:rPr>
+                <w:rFonts w:ascii="Browallia New" w:eastAsia="Browallia New" w:hAnsi="Browallia New" w:cs="Browallia New"/>
+                <w:szCs w:val="22"/>
+                <w:lang w:bidi="th-TH"/>
+              </w:rPr>
+            </w:pPr>
+            <w:r>
+              <w:rPr>
+                <w:rFonts w:ascii="Browallia New" w:eastAsia="Browallia New" w:hAnsi="Browallia New" w:cs="Browallia New"/>
+                <w:szCs w:val="22"/>
+              </w:rPr>
+              <w:t xml:space="preserve">ความริเริ่มสร้างสรรค์ </w:t>
+            </w:r>
+          </w:p>
+          <w:p>
+            <w:pPr>
+              <w:rPr>
+                <w:szCs w:val="22"/>
+              </w:rPr>
+            </w:pPr>
+            <w:r>
+              <w:rPr>
+                <w:rFonts w:ascii="Browallia New" w:eastAsia="Browallia New" w:hAnsi="Browallia New" w:cs="Browallia New"/>
+                <w:szCs w:val="22"/>
+              </w:rPr>
+              <w:t>Initiative</w:t>
+            </w:r>
+          </w:p>
+        </w:tc>
+        <w:tc>
+          <w:tcPr>
+            <w:tcW w:w="1011" w:type="dxa"/>
+            <w:shd w:val="clear" w:color="auto" w:fill="FFF2CC"/>
+          </w:tcPr>
+          <w:p>
+            <w:pPr>
+              <w:jc w:val="center"/>
+            </w:pPr>
+            <w:sdt>
+              <w:sdtPr>
+                <w:id w:val="100031"/>
+                <w14:checkbox>
+                  <w14:checked w14:val="0"/>
+                  <w14:checkedState w14:val="2612" w14:font="MS Gothic"/>
+                  <w14:uncheckedState w14:val="2610" w14:font="MS Gothic"/>
+                </w14:checkbox>
+              </w:sdtPr>
+              <w:sdtEndPr/>
               <w:sdtContent>
                 <w:r>
                   <w:rPr>
@@ -6598,13 +7015,14 @@
             </w:pPr>
             <w:sdt>
               <w:sdtPr>
-                <w:id w:val="100025"/>
+                <w:id w:val="100032"/>
                 <w14:checkbox>
                   <w14:checked w14:val="0"/>
                   <w14:checkedState w14:val="2612" w14:font="MS Gothic"/>
                   <w14:uncheckedState w14:val="2610" w14:font="MS Gothic"/>
                 </w14:checkbox>
               </w:sdtPr>
+              <w:sdtEndPr/>
               <w:sdtContent>
                 <w:r>
                   <w:rPr>
@@ -6617,49 +7035,6 @@
             </w:sdt>
           </w:p>
         </w:tc>
-      </w:tr>
-      <w:tr>
-        <w:trPr>
-          <w:jc w:val="center"/>
-        </w:trPr>
-        <w:tc>
-          <w:tcPr>
-            <w:tcW w:w="4136" w:type="dxa"/>
-          </w:tcPr>
-          <w:p>
-            <w:pPr>
-              <w:rPr>
-                <w:rFonts w:ascii="Browallia New" w:eastAsia="Browallia New" w:hAnsi="Browallia New" w:cs="Browallia New"/>
-                <w:szCs w:val="22"/>
-                <w:lang w:bidi="th-TH"/>
-              </w:rPr>
-            </w:pPr>
-            <w:r>
-              <w:rPr>
-                <w:rFonts w:ascii="Browallia New" w:eastAsia="Browallia New" w:hAnsi="Browallia New" w:cs="Browallia New"/>
-                <w:szCs w:val="22"/>
-              </w:rPr>
-              <w:lastRenderedPageBreak/>
-              <w:t xml:space="preserve">การปรับตัว </w:t>
-            </w:r>
-          </w:p>
-          <w:p>
-            <w:pPr>
-              <w:rPr>
-                <w:rFonts w:ascii="Browallia New" w:eastAsia="Browallia New" w:hAnsi="Browallia New" w:cs="Browallia New"/>
-                <w:szCs w:val="22"/>
-                <w:lang w:bidi="th-TH"/>
-              </w:rPr>
-            </w:pPr>
-            <w:r>
-              <w:rPr>
-                <w:rFonts w:ascii="Browallia New" w:eastAsia="Browallia New" w:hAnsi="Browallia New" w:cs="Browallia New"/>
-                <w:szCs w:val="22"/>
-              </w:rPr>
-              <w:t>Adaptability</w:t>
-            </w:r>
-          </w:p>
-        </w:tc>
         <w:tc>
           <w:tcPr>
             <w:tcW w:w="1011" w:type="dxa"/>
@@ -6671,13 +7046,44 @@
             </w:pPr>
             <w:sdt>
               <w:sdtPr>
-                <w:id w:val="100026"/>
+                <w:id w:val="100033"/>
+                <w14:checkbox>
+                  <w14:checked w14:val="1"/>
+                  <w14:checkedState w14:val="2612" w14:font="MS Gothic"/>
+                  <w14:uncheckedState w14:val="2610" w14:font="MS Gothic"/>
+                </w14:checkbox>
+              </w:sdtPr>
+              <w:sdtEndPr/>
+              <w:sdtContent>
+                <w:r>
+                  <w:rPr>
+                    <w:rFonts w:ascii="MS Gothic" w:eastAsia="MS Gothic" w:hAnsi="MS Gothic" w:hint="eastAsia"/>
+                  </w:rPr>
+                  <w:t>☒</w:t>
+                </w:r>
+              </w:sdtContent>
+            </w:sdt>
+          </w:p>
+        </w:tc>
+        <w:tc>
+          <w:tcPr>
+            <w:tcW w:w="1011" w:type="dxa"/>
+            <w:shd w:val="clear" w:color="auto" w:fill="FFF2CC"/>
+          </w:tcPr>
+          <w:p>
+            <w:pPr>
+              <w:jc w:val="center"/>
+            </w:pPr>
+            <w:sdt>
+              <w:sdtPr>
+                <w:id w:val="100034"/>
                 <w14:checkbox>
                   <w14:checked w14:val="0"/>
                   <w14:checkedState w14:val="2612" w14:font="MS Gothic"/>
                   <w14:uncheckedState w14:val="2610" w14:font="MS Gothic"/>
                 </w14:checkbox>
               </w:sdtPr>
+              <w:sdtEndPr/>
               <w:sdtContent>
                 <w:r>
                   <w:rPr>
@@ -6701,103 +7107,14 @@
             </w:pPr>
             <w:sdt>
               <w:sdtPr>
-                <w:id w:val="100027"/>
+                <w:id w:val="100035"/>
                 <w14:checkbox>
                   <w14:checked w14:val="0"/>
                   <w14:checkedState w14:val="2612" w14:font="MS Gothic"/>
                   <w14:uncheckedState w14:val="2610" w14:font="MS Gothic"/>
                 </w14:checkbox>
               </w:sdtPr>
-              <w:sdtContent>
-                <w:r>
-                  <w:rPr>
-                    <w:rFonts w:ascii="MS Gothic" w:eastAsia="MS Gothic" w:hAnsi="MS Gothic" w:hint="eastAsia"/>
-                    <w:sz w:val="28"/>
-                  </w:rPr>
-                  <w:t>☐</w:t>
-                </w:r>
-              </w:sdtContent>
-            </w:sdt>
-          </w:p>
-        </w:tc>
-        <w:tc>
-          <w:tcPr>
-            <w:tcW w:w="1011" w:type="dxa"/>
-            <w:shd w:val="clear" w:color="auto" w:fill="FFF2CC"/>
-          </w:tcPr>
-          <w:p>
-            <w:pPr>
-              <w:jc w:val="center"/>
-            </w:pPr>
-            <w:sdt>
-              <w:sdtPr>
-                <w:id w:val="100028"/>
-                <w14:checkbox>
-                  <w14:checked w14:val="0"/>
-                  <w14:checkedState w14:val="2612" w14:font="MS Gothic"/>
-                  <w14:uncheckedState w14:val="2610" w14:font="MS Gothic"/>
-                </w14:checkbox>
-              </w:sdtPr>
-              <w:sdtContent>
-                <w:r>
-                  <w:rPr>
-                    <w:rFonts w:ascii="MS Gothic" w:eastAsia="MS Gothic" w:hAnsi="MS Gothic" w:hint="eastAsia"/>
-                    <w:sz w:val="28"/>
-                  </w:rPr>
-                  <w:t>☐</w:t>
-                </w:r>
-              </w:sdtContent>
-            </w:sdt>
-          </w:p>
-        </w:tc>
-        <w:tc>
-          <w:tcPr>
-            <w:tcW w:w="1011" w:type="dxa"/>
-            <w:shd w:val="clear" w:color="auto" w:fill="FFF2CC"/>
-          </w:tcPr>
-          <w:p>
-            <w:pPr>
-              <w:jc w:val="center"/>
-            </w:pPr>
-            <w:sdt>
-              <w:sdtPr>
-                <w:id w:val="100029"/>
-                <w14:checkbox>
-                  <w14:checked w14:val="0"/>
-                  <w14:checkedState w14:val="2612" w14:font="MS Gothic"/>
-                  <w14:uncheckedState w14:val="2610" w14:font="MS Gothic"/>
-                </w14:checkbox>
-              </w:sdtPr>
-              <w:sdtContent>
-                <w:r>
-                  <w:rPr>
-                    <w:rFonts w:ascii="MS Gothic" w:eastAsia="MS Gothic" w:hAnsi="MS Gothic" w:hint="eastAsia"/>
-                    <w:sz w:val="28"/>
-                  </w:rPr>
-                  <w:t>☐</w:t>
-                </w:r>
-              </w:sdtContent>
-            </w:sdt>
-          </w:p>
-        </w:tc>
-        <w:tc>
-          <w:tcPr>
-            <w:tcW w:w="1011" w:type="dxa"/>
-            <w:shd w:val="clear" w:color="auto" w:fill="FFF2CC"/>
-          </w:tcPr>
-          <w:p>
-            <w:pPr>
-              <w:jc w:val="center"/>
-            </w:pPr>
-            <w:sdt>
-              <w:sdtPr>
-                <w:id w:val="100030"/>
-                <w14:checkbox>
-                  <w14:checked w14:val="0"/>
-                  <w14:checkedState w14:val="2612" w14:font="MS Gothic"/>
-                  <w14:uncheckedState w14:val="2610" w14:font="MS Gothic"/>
-                </w14:checkbox>
-              </w:sdtPr>
+              <w:sdtEndPr/>
               <w:sdtContent>
                 <w:r>
                   <w:rPr>
@@ -6810,195 +7127,6 @@
           </w:p>
         </w:tc>
       </w:tr>
-      <w:tr>
-        <w:trPr>
-          <w:jc w:val="center"/>
-        </w:trPr>
-        <w:tc>
-          <w:tcPr>
-            <w:tcW w:w="4136" w:type="dxa"/>
-          </w:tcPr>
-          <w:p>
-            <w:pPr>
-              <w:rPr>
-                <w:rFonts w:ascii="Browallia New" w:eastAsia="Browallia New" w:hAnsi="Browallia New" w:cs="Browallia New"/>
-                <w:szCs w:val="22"/>
-                <w:lang w:bidi="th-TH"/>
-              </w:rPr>
-            </w:pPr>
-            <w:r>
-              <w:rPr>
-                <w:rFonts w:ascii="Browallia New" w:eastAsia="Browallia New" w:hAnsi="Browallia New" w:cs="Browallia New"/>
-                <w:szCs w:val="22"/>
-              </w:rPr>
-              <w:t xml:space="preserve">ความริเริ่มสร้างสรรค์ </w:t>
-            </w:r>
-          </w:p>
-          <w:p>
-            <w:pPr>
-              <w:rPr>
-                <w:szCs w:val="22"/>
-              </w:rPr>
-            </w:pPr>
-            <w:r>
-              <w:rPr>
-                <w:rFonts w:ascii="Browallia New" w:eastAsia="Browallia New" w:hAnsi="Browallia New" w:cs="Browallia New"/>
-                <w:szCs w:val="22"/>
-              </w:rPr>
-              <w:t>Initiative</w:t>
-            </w:r>
-          </w:p>
-        </w:tc>
-        <w:tc>
-          <w:tcPr>
-            <w:tcW w:w="1011" w:type="dxa"/>
-            <w:shd w:val="clear" w:color="auto" w:fill="FFF2CC"/>
-          </w:tcPr>
-          <w:p>
-            <w:pPr>
-              <w:jc w:val="center"/>
-            </w:pPr>
-            <w:sdt>
-              <w:sdtPr>
-                <w:id w:val="100031"/>
-                <w14:checkbox>
-                  <w14:checked w14:val="0"/>
-                  <w14:checkedState w14:val="2612" w14:font="MS Gothic"/>
-                  <w14:uncheckedState w14:val="2610" w14:font="MS Gothic"/>
-                </w14:checkbox>
-              </w:sdtPr>
-              <w:sdtContent>
-                <w:r>
-                  <w:rPr>
-                    <w:rFonts w:ascii="MS Gothic" w:eastAsia="MS Gothic" w:hAnsi="MS Gothic" w:hint="eastAsia"/>
-                    <w:sz w:val="28"/>
-                  </w:rPr>
-                  <w:t>☐</w:t>
-                </w:r>
-              </w:sdtContent>
-            </w:sdt>
-          </w:p>
-        </w:tc>
-        <w:tc>
-          <w:tcPr>
-            <w:tcW w:w="1011" w:type="dxa"/>
-            <w:shd w:val="clear" w:color="auto" w:fill="FFF2CC"/>
-          </w:tcPr>
-          <w:p>
-            <w:pPr>
-              <w:jc w:val="center"/>
-            </w:pPr>
-            <w:sdt>
-              <w:sdtPr>
-                <w:id w:val="100032"/>
-                <w14:checkbox>
-                  <w14:checked w14:val="0"/>
-                  <w14:checkedState w14:val="2612" w14:font="MS Gothic"/>
-                  <w14:uncheckedState w14:val="2610" w14:font="MS Gothic"/>
-                </w14:checkbox>
-              </w:sdtPr>
-              <w:sdtContent>
-                <w:r>
-                  <w:rPr>
-                    <w:rFonts w:ascii="MS Gothic" w:eastAsia="MS Gothic" w:hAnsi="MS Gothic" w:hint="eastAsia"/>
-                    <w:sz w:val="28"/>
-                  </w:rPr>
-                  <w:t>☐</w:t>
-                </w:r>
-              </w:sdtContent>
-            </w:sdt>
-          </w:p>
-        </w:tc>
-        <w:tc>
-          <w:tcPr>
-            <w:tcW w:w="1011" w:type="dxa"/>
-            <w:shd w:val="clear" w:color="auto" w:fill="FFF2CC"/>
-          </w:tcPr>
-          <w:p>
-            <w:pPr>
-              <w:jc w:val="center"/>
-            </w:pPr>
-            <w:sdt>
-              <w:sdtPr>
-                <w:id w:val="100033"/>
-                <w14:checkbox>
-                  <w14:checked w14:val="0"/>
-                  <w14:checkedState w14:val="2612" w14:font="MS Gothic"/>
-                  <w14:uncheckedState w14:val="2610" w14:font="MS Gothic"/>
-                </w14:checkbox>
-              </w:sdtPr>
-              <w:sdtContent>
-                <w:r>
-                  <w:rPr>
-                    <w:rFonts w:ascii="MS Gothic" w:eastAsia="MS Gothic" w:hAnsi="MS Gothic" w:hint="eastAsia"/>
-                    <w:sz w:val="28"/>
-                  </w:rPr>
-                  <w:t>☐</w:t>
-                </w:r>
-              </w:sdtContent>
-            </w:sdt>
-          </w:p>
-        </w:tc>
-        <w:tc>
-          <w:tcPr>
-            <w:tcW w:w="1011" w:type="dxa"/>
-            <w:shd w:val="clear" w:color="auto" w:fill="FFF2CC"/>
-          </w:tcPr>
-          <w:p>
-            <w:pPr>
-              <w:jc w:val="center"/>
-            </w:pPr>
-            <w:sdt>
-              <w:sdtPr>
-                <w:id w:val="100034"/>
-                <w14:checkbox>
-                  <w14:checked w14:val="0"/>
-                  <w14:checkedState w14:val="2612" w14:font="MS Gothic"/>
-                  <w14:uncheckedState w14:val="2610" w14:font="MS Gothic"/>
-                </w14:checkbox>
-              </w:sdtPr>
-              <w:sdtContent>
-                <w:r>
-                  <w:rPr>
-                    <w:rFonts w:ascii="MS Gothic" w:eastAsia="MS Gothic" w:hAnsi="MS Gothic" w:hint="eastAsia"/>
-                    <w:sz w:val="28"/>
-                  </w:rPr>
-                  <w:t>☐</w:t>
-                </w:r>
-              </w:sdtContent>
-            </w:sdt>
-          </w:p>
-        </w:tc>
-        <w:tc>
-          <w:tcPr>
-            <w:tcW w:w="1011" w:type="dxa"/>
-            <w:shd w:val="clear" w:color="auto" w:fill="FFF2CC"/>
-          </w:tcPr>
-          <w:p>
-            <w:pPr>
-              <w:jc w:val="center"/>
-            </w:pPr>
-            <w:sdt>
-              <w:sdtPr>
-                <w:id w:val="100035"/>
-                <w14:checkbox>
-                  <w14:checked w14:val="0"/>
-                  <w14:checkedState w14:val="2612" w14:font="MS Gothic"/>
-                  <w14:uncheckedState w14:val="2610" w14:font="MS Gothic"/>
-                </w14:checkbox>
-              </w:sdtPr>
-              <w:sdtContent>
-                <w:r>
-                  <w:rPr>
-                    <w:rFonts w:ascii="MS Gothic" w:eastAsia="MS Gothic" w:hAnsi="MS Gothic" w:hint="eastAsia"/>
-                  </w:rPr>
-                  <w:t>☐</w:t>
-                </w:r>
-              </w:sdtContent>
-            </w:sdt>
-          </w:p>
-        </w:tc>
-      </w:tr>
     </w:tbl>
     <w:p>
       <w:pPr>
@@ -7012,7 +7140,15 @@
           <w:b/>
           <w:sz w:val="26"/>
         </w:rPr>
-        <w:t>4ค</w:t>
+        <w:t>4</w:t>
+      </w:r>
+      <w:r>
+        <w:rPr>
+          <w:rFonts w:ascii="Browallia New" w:eastAsia="Browallia New" w:hAnsi="Browallia New" w:cs="Browallia New"/>
+          <w:b/>
+          <w:sz w:val="26"/>
+        </w:rPr>
+        <w:t>ค</w:t>
       </w:r>
       <w:r>
         <w:rPr>
@@ -7030,7 +7166,15 @@
           <w:b/>
           <w:sz w:val="26"/>
         </w:rPr>
-        <w:t>(ii) ความรู้และทักษะเฉพาะสายงาน (Functional Knowledge &amp; Skills)</w:t>
+        <w:t xml:space="preserve">(ii) </w:t>
+      </w:r>
+      <w:r>
+        <w:rPr>
+          <w:rFonts w:ascii="Browallia New" w:eastAsia="Browallia New" w:hAnsi="Browallia New" w:cs="Browallia New"/>
+          <w:b/>
+          <w:sz w:val="26"/>
+        </w:rPr>
+        <w:t>ความรู้และทักษะเฉพาะสายงาน (Functional Knowledge &amp; Skills)</w:t>
       </w:r>
     </w:p>
     <w:tbl>
@@ -7307,6 +7451,7 @@
                   <w14:uncheckedState w14:val="2610" w14:font="MS Gothic"/>
                 </w14:checkbox>
               </w:sdtPr>
+              <w:sdtEndPr/>
               <w:sdtContent>
                 <w:r>
                   <w:rPr>
@@ -7337,6 +7482,7 @@
                   <w14:uncheckedState w14:val="2610" w14:font="MS Gothic"/>
                 </w14:checkbox>
               </w:sdtPr>
+              <w:sdtEndPr/>
               <w:sdtContent>
                 <w:r>
                   <w:rPr>
@@ -7367,6 +7513,7 @@
                   <w14:uncheckedState w14:val="2610" w14:font="MS Gothic"/>
                 </w14:checkbox>
               </w:sdtPr>
+              <w:sdtEndPr/>
               <w:sdtContent>
                 <w:r>
                   <w:rPr>
@@ -7397,6 +7544,7 @@
                   <w14:uncheckedState w14:val="2610" w14:font="MS Gothic"/>
                 </w14:checkbox>
               </w:sdtPr>
+              <w:sdtEndPr/>
               <w:sdtContent>
                 <w:r>
                   <w:rPr>
@@ -7426,6 +7574,7 @@
                   <w14:uncheckedState w14:val="2610" w14:font="MS Gothic"/>
                 </w14:checkbox>
               </w:sdtPr>
+              <w:sdtEndPr/>
               <w:sdtContent>
                 <w:r>
                   <w:rPr>
@@ -7509,6 +7658,7 @@
                   <w14:uncheckedState w14:val="2610" w14:font="MS Gothic"/>
                 </w14:checkbox>
               </w:sdtPr>
+              <w:sdtEndPr/>
               <w:sdtContent>
                 <w:r>
                   <w:rPr>
@@ -7539,6 +7689,7 @@
                   <w14:uncheckedState w14:val="2610" w14:font="MS Gothic"/>
                 </w14:checkbox>
               </w:sdtPr>
+              <w:sdtEndPr/>
               <w:sdtContent>
                 <w:r>
                   <w:rPr>
@@ -7569,6 +7720,7 @@
                   <w14:uncheckedState w14:val="2610" w14:font="MS Gothic"/>
                 </w14:checkbox>
               </w:sdtPr>
+              <w:sdtEndPr/>
               <w:sdtContent>
                 <w:r>
                   <w:rPr>
@@ -7599,6 +7751,7 @@
                   <w14:uncheckedState w14:val="2610" w14:font="MS Gothic"/>
                 </w14:checkbox>
               </w:sdtPr>
+              <w:sdtEndPr/>
               <w:sdtContent>
                 <w:r>
                   <w:rPr>
@@ -7628,6 +7781,7 @@
                   <w14:uncheckedState w14:val="2610" w14:font="MS Gothic"/>
                 </w14:checkbox>
               </w:sdtPr>
+              <w:sdtEndPr/>
               <w:sdtContent>
                 <w:r>
                   <w:rPr>
@@ -7703,6 +7857,7 @@
                   <w14:uncheckedState w14:val="2610" w14:font="MS Gothic"/>
                 </w14:checkbox>
               </w:sdtPr>
+              <w:sdtEndPr/>
               <w:sdtContent>
                 <w:r>
                   <w:rPr>
@@ -7733,6 +7888,7 @@
                   <w14:uncheckedState w14:val="2610" w14:font="MS Gothic"/>
                 </w14:checkbox>
               </w:sdtPr>
+              <w:sdtEndPr/>
               <w:sdtContent>
                 <w:r>
                   <w:rPr>
@@ -7763,6 +7919,7 @@
                   <w14:uncheckedState w14:val="2610" w14:font="MS Gothic"/>
                 </w14:checkbox>
               </w:sdtPr>
+              <w:sdtEndPr/>
               <w:sdtContent>
                 <w:r>
                   <w:rPr>
@@ -7792,6 +7949,7 @@
                   <w14:uncheckedState w14:val="2610" w14:font="MS Gothic"/>
                 </w14:checkbox>
               </w:sdtPr>
+              <w:sdtEndPr/>
               <w:sdtContent>
                 <w:r>
                   <w:rPr>
@@ -7821,6 +7979,7 @@
                   <w14:uncheckedState w14:val="2610" w14:font="MS Gothic"/>
                 </w14:checkbox>
               </w:sdtPr>
+              <w:sdtEndPr/>
               <w:sdtContent>
                 <w:r>
                   <w:rPr>
@@ -7870,6 +8029,7 @@
                   <w14:uncheckedState w14:val="2610" w14:font="MS Gothic"/>
                 </w14:checkbox>
               </w:sdtPr>
+              <w:sdtEndPr/>
               <w:sdtContent>
                 <w:r>
                   <w:rPr>
@@ -7900,6 +8060,7 @@
                   <w14:uncheckedState w14:val="2610" w14:font="MS Gothic"/>
                 </w14:checkbox>
               </w:sdtPr>
+              <w:sdtEndPr/>
               <w:sdtContent>
                 <w:r>
                   <w:rPr>
@@ -7930,6 +8091,7 @@
                   <w14:uncheckedState w14:val="2610" w14:font="MS Gothic"/>
                 </w14:checkbox>
               </w:sdtPr>
+              <w:sdtEndPr/>
               <w:sdtContent>
                 <w:r>
                   <w:rPr>
@@ -7959,6 +8121,7 @@
                   <w14:uncheckedState w14:val="2610" w14:font="MS Gothic"/>
                 </w14:checkbox>
               </w:sdtPr>
+              <w:sdtEndPr/>
               <w:sdtContent>
                 <w:r>
                   <w:rPr>
@@ -7989,6 +8152,7 @@
                   <w14:uncheckedState w14:val="2610" w14:font="MS Gothic"/>
                 </w14:checkbox>
               </w:sdtPr>
+              <w:sdtEndPr/>
               <w:sdtContent>
                 <w:r>
                   <w:rPr>
@@ -8055,7 +8219,15 @@
                 <w:b/>
                 <w:sz w:val="28"/>
               </w:rPr>
-              <w:t>5. แนวทางการโยกย้าย/เปลี่ยนตำแหน่งที่เป็นไปได้ (Career Mobility Map)</w:t>
+              <w:t xml:space="preserve">5. </w:t>
+            </w:r>
+            <w:r>
+              <w:rPr>
+                <w:rFonts w:ascii="Browallia New" w:eastAsia="Browallia New" w:hAnsi="Browallia New" w:cs="Browallia New"/>
+                <w:b/>
+                <w:sz w:val="28"/>
+              </w:rPr>
+              <w:t>แนวทางการโยกย้าย/เปลี่ยนตำแหน่งที่เป็นไปได้ (Career Mobility Map)</w:t>
             </w:r>
           </w:p>
           <w:p>
@@ -8126,7 +8298,22 @@
                 <w:sz w:val="28"/>
               </w:rPr>
               <w:br/>
-              <w:t>(Lateral / ระดับเดียวกัน)</w:t>
+            </w:r>
+            <w:r>
+              <w:rPr>
+                <w:rFonts w:ascii="Browallia New" w:eastAsia="Browallia New" w:hAnsi="Browallia New" w:cs="Browallia New"/>
+                <w:b/>
+                <w:sz w:val="28"/>
+              </w:rPr>
+              <w:t xml:space="preserve">(Lateral / </w:t>
+            </w:r>
+            <w:r>
+              <w:rPr>
+                <w:rFonts w:ascii="Browallia New" w:eastAsia="Browallia New" w:hAnsi="Browallia New" w:cs="Browallia New"/>
+                <w:b/>
+                <w:sz w:val="28"/>
+              </w:rPr>
+              <w:t>ระดับเดียวกัน)</w:t>
             </w:r>
           </w:p>
         </w:tc>
@@ -8660,17 +8847,7 @@
                 <w:cs/>
                 <w:lang w:val="en-US"/>
               </w:rPr>
-              <w:t>ตำแหน่ง "ระดับเดียวกัน" ที่ใช้ความรู้ ทักษะ ความสามารถใกล้เคียงกัน สามารถโยกย้ายข้ามไปมาได้</w:t>
-            </w:r>
-            <w:r>
-              <w:rPr>
-                <w:rFonts w:ascii="Browallia New" w:hAnsi="Browallia New" w:cs="Browallia New" w:hint="cs"/>
-                <w:sz w:val="28"/>
-                <w:szCs w:val="28"/>
-                <w:cs/>
-                <w:lang w:val="en-US" w:bidi="th-TH"/>
-              </w:rPr>
-              <w:t xml:space="preserve">                </w:t>
+              <w:t xml:space="preserve">ตำแหน่ง "ระดับเดียวกัน" ที่ใช้ความรู้ ทักษะ ความสามารถใกล้เคียงกัน </w:t>
             </w:r>
             <w:r>
               <w:rPr>
@@ -8680,24 +8857,19 @@
                 <w:cs/>
                 <w:lang w:val="en-US"/>
               </w:rPr>
-              <w:t>โดยไม่ถือเป็นการเลื่อนตำแหน่ง</w:t>
-            </w:r>
-          </w:p>
-        </w:tc>
-        <w:tc>
-          <w:tcPr>
-            <w:tcW w:w="3233" w:type="dxa"/>
-          </w:tcPr>
-          <w:p>
-            <w:pPr>
-              <w:jc w:val="thaiDistribute"/>
-              <w:rPr>
-                <w:rFonts w:ascii="Browallia New" w:hAnsi="Browallia New" w:cs="Browallia New"/>
+              <w:lastRenderedPageBreak/>
+              <w:t>สามารถโยกย้ายข้ามไปมาได้</w:t>
+            </w:r>
+            <w:r>
+              <w:rPr>
+                <w:rFonts w:ascii="Browallia New" w:hAnsi="Browallia New" w:cs="Browallia New" w:hint="cs"/>
                 <w:sz w:val="28"/>
                 <w:szCs w:val="28"/>
-                <w:lang w:val="en-US" w:bidi="th-TH"/>
-              </w:rPr>
-            </w:pPr>
+                <w:cs/>
+                <w:lang w:val="en-US" w:bidi="th-TH"/>
+              </w:rPr>
+              <w:t xml:space="preserve">                </w:t>
+            </w:r>
             <w:r>
               <w:rPr>
                 <w:rFonts w:ascii="Browallia New" w:hAnsi="Browallia New" w:cs="Browallia New"/>
@@ -8706,6 +8878,33 @@
                 <w:cs/>
                 <w:lang w:val="en-US"/>
               </w:rPr>
+              <w:t>โดยไม่ถือเป็นการเลื่อนตำแหน่ง</w:t>
+            </w:r>
+          </w:p>
+        </w:tc>
+        <w:tc>
+          <w:tcPr>
+            <w:tcW w:w="3233" w:type="dxa"/>
+          </w:tcPr>
+          <w:p>
+            <w:pPr>
+              <w:jc w:val="thaiDistribute"/>
+              <w:rPr>
+                <w:rFonts w:ascii="Browallia New" w:hAnsi="Browallia New" w:cs="Browallia New"/>
+                <w:sz w:val="28"/>
+                <w:szCs w:val="28"/>
+                <w:lang w:val="en-US" w:bidi="th-TH"/>
+              </w:rPr>
+            </w:pPr>
+            <w:r>
+              <w:rPr>
+                <w:rFonts w:ascii="Browallia New" w:hAnsi="Browallia New" w:cs="Browallia New"/>
+                <w:sz w:val="28"/>
+                <w:szCs w:val="28"/>
+                <w:cs/>
+                <w:lang w:val="en-US"/>
+              </w:rPr>
+              <w:lastRenderedPageBreak/>
               <w:t xml:space="preserve">ผู้จัดการฝ่ายขาย </w:t>
             </w:r>
             <w:r>
@@ -8977,6 +9176,7 @@
                   <w14:uncheckedState w14:val="2610" w14:font="MS Gothic"/>
                 </w14:checkbox>
               </w:sdtPr>
+              <w:sdtEndPr/>
               <w:sdtContent>
                 <w:r>
                   <w:rPr>
@@ -9009,18 +9209,18 @@
               <w:sdtPr>
                 <w:id w:val="200002"/>
                 <w14:checkbox>
-                  <w14:checked w14:val="0"/>
+                  <w14:checked w14:val="1"/>
                   <w14:checkedState w14:val="2612" w14:font="MS Gothic"/>
                   <w14:uncheckedState w14:val="2610" w14:font="MS Gothic"/>
                 </w14:checkbox>
               </w:sdtPr>
+              <w:sdtEndPr/>
               <w:sdtContent>
                 <w:r>
                   <w:rPr>
                     <w:rFonts w:ascii="MS Gothic" w:eastAsia="MS Gothic" w:hAnsi="MS Gothic" w:hint="eastAsia"/>
-                    <w:sz w:val="28"/>
                   </w:rPr>
-                  <w:t>☐</w:t>
+                  <w:t>☒</w:t>
                 </w:r>
               </w:sdtContent>
             </w:sdt>
@@ -9217,6 +9417,7 @@
                   <w14:uncheckedState w14:val="2610" w14:font="MS Gothic"/>
                 </w14:checkbox>
               </w:sdtPr>
+              <w:sdtEndPr/>
               <w:sdtContent>
                 <w:r>
                   <w:rPr>
@@ -9248,6 +9449,7 @@
                   <w14:uncheckedState w14:val="2610" w14:font="MS Gothic"/>
                 </w14:checkbox>
               </w:sdtPr>
+              <w:sdtEndPr/>
               <w:sdtContent>
                 <w:r>
                   <w:rPr>
@@ -9302,6 +9504,7 @@
                   <w14:uncheckedState w14:val="2610" w14:font="MS Gothic"/>
                 </w14:checkbox>
               </w:sdtPr>
+              <w:sdtEndPr/>
               <w:sdtContent>
                 <w:r>
                   <w:rPr>
@@ -9372,6 +9575,7 @@
                   <w14:uncheckedState w14:val="2610" w14:font="MS Gothic"/>
                 </w14:checkbox>
               </w:sdtPr>
+              <w:sdtEndPr/>
               <w:sdtContent>
                 <w:r>
                   <w:rPr>
@@ -9403,6 +9607,7 @@
                   <w14:uncheckedState w14:val="2610" w14:font="MS Gothic"/>
                 </w14:checkbox>
               </w:sdtPr>
+              <w:sdtEndPr/>
               <w:sdtContent>
                 <w:r>
                   <w:rPr>
@@ -9464,6 +9669,7 @@
                   <w14:uncheckedState w14:val="2610" w14:font="MS Gothic"/>
                 </w14:checkbox>
               </w:sdtPr>
+              <w:sdtEndPr/>
               <w:sdtContent>
                 <w:r>
                   <w:rPr>
